--- a/documents/gouvernance/word/25_Fiche_d_affectation_du_materiel.docx
+++ b/documents/gouvernance/word/25_Fiche_d_affectation_du_materiel.docx
@@ -51,7 +51,7 @@
           <w:rFonts w:ascii="Arial" w:cs="Arial" w:eastAsia="Arial" w:hAnsi="Arial"/>
           <w:b/>
           <w:bCs/>
-          <w:color w:val="2A0E45"/>
+          <w:color w:val="4F0D70"/>
           <w:sz w:val="30"/>
           <w:szCs w:val="30"/>
         </w:rPr>
@@ -93,7 +93,7 @@
         <w:rPr>
           <w:b/>
           <w:bCs/>
-          <w:color w:val="2A0E45"/>
+          <w:color w:val="4F0D70"/>
           <w:sz w:val="40"/>
           <w:szCs w:val="40"/>
         </w:rPr>
@@ -192,7 +192,7 @@
               <w:bottom w:val="single" w:color="D9CCEF" w:sz="4"/>
               <w:right w:val="single" w:color="D9CCEF" w:sz="4"/>
             </w:tcBorders>
-            <w:shd w:fill="2A0E45" w:color="auto" w:val="clear"/>
+            <w:shd w:fill="4F0D70" w:color="auto" w:val="clear"/>
             <w:tcMar>
               <w:top w:type="dxa" w:w="60"/>
               <w:left w:type="dxa" w:w="100"/>
@@ -226,7 +226,7 @@
               <w:bottom w:val="single" w:color="D9CCEF" w:sz="4"/>
               <w:right w:val="single" w:color="D9CCEF" w:sz="4"/>
             </w:tcBorders>
-            <w:shd w:fill="2A0E45" w:color="auto" w:val="clear"/>
+            <w:shd w:fill="4F0D70" w:color="auto" w:val="clear"/>
             <w:tcMar>
               <w:top w:type="dxa" w:w="60"/>
               <w:left w:type="dxa" w:w="100"/>
@@ -260,7 +260,7 @@
               <w:bottom w:val="single" w:color="D9CCEF" w:sz="4"/>
               <w:right w:val="single" w:color="D9CCEF" w:sz="4"/>
             </w:tcBorders>
-            <w:shd w:fill="2A0E45" w:color="auto" w:val="clear"/>
+            <w:shd w:fill="4F0D70" w:color="auto" w:val="clear"/>
             <w:tcMar>
               <w:top w:type="dxa" w:w="60"/>
               <w:left w:type="dxa" w:w="100"/>
@@ -294,7 +294,7 @@
               <w:bottom w:val="single" w:color="D9CCEF" w:sz="4"/>
               <w:right w:val="single" w:color="D9CCEF" w:sz="4"/>
             </w:tcBorders>
-            <w:shd w:fill="2A0E45" w:color="auto" w:val="clear"/>
+            <w:shd w:fill="4F0D70" w:color="auto" w:val="clear"/>
             <w:tcMar>
               <w:top w:type="dxa" w:w="60"/>
               <w:left w:type="dxa" w:w="100"/>
@@ -328,7 +328,7 @@
               <w:bottom w:val="single" w:color="D9CCEF" w:sz="4"/>
               <w:right w:val="single" w:color="D9CCEF" w:sz="4"/>
             </w:tcBorders>
-            <w:shd w:fill="2A0E45" w:color="auto" w:val="clear"/>
+            <w:shd w:fill="4F0D70" w:color="auto" w:val="clear"/>
             <w:tcMar>
               <w:top w:type="dxa" w:w="60"/>
               <w:left w:type="dxa" w:w="100"/>
@@ -1664,7 +1664,7 @@
               <w:bottom w:val="single" w:color="D9CCEF" w:sz="4"/>
               <w:right w:val="single" w:color="D9CCEF" w:sz="4"/>
             </w:tcBorders>
-            <w:shd w:fill="2A0E45" w:color="auto" w:val="clear"/>
+            <w:shd w:fill="4F0D70" w:color="auto" w:val="clear"/>
             <w:tcMar>
               <w:top w:type="dxa" w:w="60"/>
               <w:left w:type="dxa" w:w="100"/>
@@ -1698,7 +1698,7 @@
               <w:bottom w:val="single" w:color="D9CCEF" w:sz="4"/>
               <w:right w:val="single" w:color="D9CCEF" w:sz="4"/>
             </w:tcBorders>
-            <w:shd w:fill="2A0E45" w:color="auto" w:val="clear"/>
+            <w:shd w:fill="4F0D70" w:color="auto" w:val="clear"/>
             <w:tcMar>
               <w:top w:type="dxa" w:w="60"/>
               <w:left w:type="dxa" w:w="100"/>
@@ -1732,7 +1732,7 @@
               <w:bottom w:val="single" w:color="D9CCEF" w:sz="4"/>
               <w:right w:val="single" w:color="D9CCEF" w:sz="4"/>
             </w:tcBorders>
-            <w:shd w:fill="2A0E45" w:color="auto" w:val="clear"/>
+            <w:shd w:fill="4F0D70" w:color="auto" w:val="clear"/>
             <w:tcMar>
               <w:top w:type="dxa" w:w="60"/>
               <w:left w:type="dxa" w:w="100"/>
@@ -1766,7 +1766,7 @@
               <w:bottom w:val="single" w:color="D9CCEF" w:sz="4"/>
               <w:right w:val="single" w:color="D9CCEF" w:sz="4"/>
             </w:tcBorders>
-            <w:shd w:fill="2A0E45" w:color="auto" w:val="clear"/>
+            <w:shd w:fill="4F0D70" w:color="auto" w:val="clear"/>
             <w:tcMar>
               <w:top w:type="dxa" w:w="60"/>
               <w:left w:type="dxa" w:w="100"/>
@@ -1800,7 +1800,7 @@
               <w:bottom w:val="single" w:color="D9CCEF" w:sz="4"/>
               <w:right w:val="single" w:color="D9CCEF" w:sz="4"/>
             </w:tcBorders>
-            <w:shd w:fill="2A0E45" w:color="auto" w:val="clear"/>
+            <w:shd w:fill="4F0D70" w:color="auto" w:val="clear"/>
             <w:tcMar>
               <w:top w:type="dxa" w:w="60"/>
               <w:left w:type="dxa" w:w="100"/>
@@ -2365,7 +2365,7 @@
               <w:bottom w:val="single" w:color="D9CCEF" w:sz="4"/>
               <w:right w:val="single" w:color="D9CCEF" w:sz="4"/>
             </w:tcBorders>
-            <w:shd w:fill="2A0E45" w:color="auto" w:val="clear"/>
+            <w:shd w:fill="4F0D70" w:color="auto" w:val="clear"/>
             <w:tcMar>
               <w:top w:type="dxa" w:w="60"/>
               <w:left w:type="dxa" w:w="100"/>
@@ -2399,7 +2399,7 @@
               <w:bottom w:val="single" w:color="D9CCEF" w:sz="4"/>
               <w:right w:val="single" w:color="D9CCEF" w:sz="4"/>
             </w:tcBorders>
-            <w:shd w:fill="2A0E45" w:color="auto" w:val="clear"/>
+            <w:shd w:fill="4F0D70" w:color="auto" w:val="clear"/>
             <w:tcMar>
               <w:top w:type="dxa" w:w="60"/>
               <w:left w:type="dxa" w:w="100"/>
@@ -2433,7 +2433,7 @@
               <w:bottom w:val="single" w:color="D9CCEF" w:sz="4"/>
               <w:right w:val="single" w:color="D9CCEF" w:sz="4"/>
             </w:tcBorders>
-            <w:shd w:fill="2A0E45" w:color="auto" w:val="clear"/>
+            <w:shd w:fill="4F0D70" w:color="auto" w:val="clear"/>
             <w:tcMar>
               <w:top w:type="dxa" w:w="60"/>
               <w:left w:type="dxa" w:w="100"/>
@@ -2467,7 +2467,7 @@
               <w:bottom w:val="single" w:color="D9CCEF" w:sz="4"/>
               <w:right w:val="single" w:color="D9CCEF" w:sz="4"/>
             </w:tcBorders>
-            <w:shd w:fill="2A0E45" w:color="auto" w:val="clear"/>
+            <w:shd w:fill="4F0D70" w:color="auto" w:val="clear"/>
             <w:tcMar>
               <w:top w:type="dxa" w:w="60"/>
               <w:left w:type="dxa" w:w="100"/>
@@ -2501,7 +2501,7 @@
               <w:bottom w:val="single" w:color="D9CCEF" w:sz="4"/>
               <w:right w:val="single" w:color="D9CCEF" w:sz="4"/>
             </w:tcBorders>
-            <w:shd w:fill="2A0E45" w:color="auto" w:val="clear"/>
+            <w:shd w:fill="4F0D70" w:color="auto" w:val="clear"/>
             <w:tcMar>
               <w:top w:type="dxa" w:w="60"/>
               <w:left w:type="dxa" w:w="100"/>
@@ -2535,7 +2535,7 @@
               <w:bottom w:val="single" w:color="D9CCEF" w:sz="4"/>
               <w:right w:val="single" w:color="D9CCEF" w:sz="4"/>
             </w:tcBorders>
-            <w:shd w:fill="2A0E45" w:color="auto" w:val="clear"/>
+            <w:shd w:fill="4F0D70" w:color="auto" w:val="clear"/>
             <w:tcMar>
               <w:top w:type="dxa" w:w="60"/>
               <w:left w:type="dxa" w:w="100"/>
@@ -2569,7 +2569,7 @@
               <w:bottom w:val="single" w:color="D9CCEF" w:sz="4"/>
               <w:right w:val="single" w:color="D9CCEF" w:sz="4"/>
             </w:tcBorders>
-            <w:shd w:fill="2A0E45" w:color="auto" w:val="clear"/>
+            <w:shd w:fill="4F0D70" w:color="auto" w:val="clear"/>
             <w:tcMar>
               <w:top w:type="dxa" w:w="60"/>
               <w:left w:type="dxa" w:w="100"/>
@@ -2603,7 +2603,7 @@
               <w:bottom w:val="single" w:color="D9CCEF" w:sz="4"/>
               <w:right w:val="single" w:color="D9CCEF" w:sz="4"/>
             </w:tcBorders>
-            <w:shd w:fill="2A0E45" w:color="auto" w:val="clear"/>
+            <w:shd w:fill="4F0D70" w:color="auto" w:val="clear"/>
             <w:tcMar>
               <w:top w:type="dxa" w:w="60"/>
               <w:left w:type="dxa" w:w="100"/>
@@ -5054,7 +5054,7 @@
       <w:rFonts w:ascii="Arial" w:cs="Arial" w:eastAsia="Arial" w:hAnsi="Arial"/>
       <w:b/>
       <w:bCs/>
-      <w:color w:val="2A0E45"/>
+      <w:color w:val="4F0D70"/>
       <w:sz w:val="28"/>
       <w:szCs w:val="28"/>
     </w:rPr>
@@ -5092,7 +5092,7 @@
       <w:rFonts w:ascii="Arial" w:cs="Arial" w:eastAsia="Arial" w:hAnsi="Arial"/>
       <w:b/>
       <w:bCs/>
-      <w:color w:val="2A0E45"/>
+      <w:color w:val="4F0D70"/>
       <w:sz w:val="20"/>
       <w:szCs w:val="20"/>
     </w:rPr>
